--- a/Лаб4.docx
+++ b/Лаб4.docx
@@ -285,7 +285,22 @@
           <w:u w:val="single"/>
           <w:lang w:val="en-US"/>
         </w:rPr>
-        <w:t>Telegram Bot</w:t>
+        <w:t>Telegram</w:t>
+      </w:r>
+      <w:r>
+        <w:rPr>
+          <w:szCs w:val="24"/>
+          <w:u w:val="single"/>
+        </w:rPr>
+        <w:t xml:space="preserve"> </w:t>
+      </w:r>
+      <w:r>
+        <w:rPr>
+          <w:szCs w:val="24"/>
+          <w:u w:val="single"/>
+          <w:lang w:val="en-US"/>
+        </w:rPr>
+        <w:t>Bot</w:t>
       </w:r>
       <w:r>
         <w:rPr>
@@ -320,6 +335,8 @@
         </w:rPr>
         <w:t xml:space="preserve"> </w:t>
       </w:r>
+      <w:bookmarkStart w:id="0" w:name="_GoBack"/>
+      <w:bookmarkEnd w:id="0"/>
     </w:p>
     <w:p>
       <w:pPr>
@@ -413,7 +430,7 @@
           <w:szCs w:val="28"/>
           <w:lang w:eastAsia="en-US"/>
         </w:rPr>
-        <w:t>3</w:t>
+        <w:t>4</w:t>
       </w:r>
     </w:p>
     <w:p>
@@ -1091,7 +1108,7 @@
           <w:color w:val="000000"/>
         </w:rPr>
       </w:pPr>
-      <w:bookmarkStart w:id="0" w:name="_Hlk215869364"/>
+      <w:bookmarkStart w:id="1" w:name="_Hlk215869364"/>
       <w:r>
         <w:rPr>
           <w:b/>
@@ -1592,8 +1609,8 @@
           <w:szCs w:val="24"/>
         </w:rPr>
       </w:pPr>
-      <w:bookmarkStart w:id="1" w:name="__RefHeading___5"/>
-      <w:bookmarkEnd w:id="1"/>
+      <w:bookmarkStart w:id="2" w:name="__RefHeading___5"/>
+      <w:bookmarkEnd w:id="2"/>
       <w:r>
         <w:rPr>
           <w:b/>
@@ -2736,7 +2753,7 @@
         </w:rPr>
         <w:t>.</w:t>
       </w:r>
-      <w:bookmarkEnd w:id="0"/>
+      <w:bookmarkEnd w:id="1"/>
     </w:p>
     <w:p>
       <w:pPr>
@@ -3386,7 +3403,6 @@
       <w:pPr>
         <w:rPr>
           <w:sz w:val="28"/>
-          <w:lang w:val="en-US"/>
         </w:rPr>
       </w:pPr>
     </w:p>
@@ -4115,7 +4131,6 @@
         <w:ind w:firstLine="0"/>
         <w:rPr>
           <w:sz w:val="28"/>
-          <w:lang w:val="en-US"/>
         </w:rPr>
       </w:pPr>
     </w:p>
@@ -4291,6 +4306,7 @@
           <w:sz w:val="19"/>
           <w:szCs w:val="19"/>
           <w:highlight w:val="white"/>
+          <w:lang w:val="en-US"/>
         </w:rPr>
       </w:pPr>
     </w:p>
@@ -4669,67 +4685,18 @@
           <w:sz w:val="19"/>
           <w:szCs w:val="19"/>
           <w:highlight w:val="white"/>
-        </w:rPr>
-      </w:pPr>
-      <w:proofErr w:type="spellStart"/>
-      <w:r>
-        <w:rPr>
-          <w:rFonts w:ascii="Cascadia Mono" w:hAnsi="Cascadia Mono" w:cs="Cascadia Mono"/>
-          <w:sz w:val="19"/>
-          <w:szCs w:val="19"/>
-          <w:highlight w:val="white"/>
-        </w:rPr>
-        <w:t>def</w:t>
-      </w:r>
-      <w:proofErr w:type="spellEnd"/>
-      <w:r>
-        <w:rPr>
-          <w:rFonts w:ascii="Cascadia Mono" w:hAnsi="Cascadia Mono" w:cs="Cascadia Mono"/>
-          <w:sz w:val="19"/>
-          <w:szCs w:val="19"/>
-          <w:highlight w:val="white"/>
-        </w:rPr>
-        <w:t xml:space="preserve"> </w:t>
-      </w:r>
-      <w:proofErr w:type="spellStart"/>
-      <w:r>
-        <w:rPr>
-          <w:rFonts w:ascii="Cascadia Mono" w:hAnsi="Cascadia Mono" w:cs="Cascadia Mono"/>
-          <w:sz w:val="19"/>
-          <w:szCs w:val="19"/>
-          <w:highlight w:val="white"/>
-        </w:rPr>
-        <w:t>parse_sravni_</w:t>
-      </w:r>
-      <w:proofErr w:type="gramStart"/>
-      <w:r>
-        <w:rPr>
-          <w:rFonts w:ascii="Cascadia Mono" w:hAnsi="Cascadia Mono" w:cs="Cascadia Mono"/>
-          <w:sz w:val="19"/>
-          <w:szCs w:val="19"/>
-          <w:highlight w:val="white"/>
-        </w:rPr>
-        <w:t>currencies</w:t>
-      </w:r>
-      <w:proofErr w:type="spellEnd"/>
-      <w:r>
-        <w:rPr>
-          <w:rFonts w:ascii="Cascadia Mono" w:hAnsi="Cascadia Mono" w:cs="Cascadia Mono"/>
-          <w:sz w:val="19"/>
-          <w:szCs w:val="19"/>
-          <w:highlight w:val="white"/>
-        </w:rPr>
-        <w:t>(</w:t>
-      </w:r>
-      <w:proofErr w:type="gramEnd"/>
-      <w:r>
-        <w:rPr>
-          <w:rFonts w:ascii="Cascadia Mono" w:hAnsi="Cascadia Mono" w:cs="Cascadia Mono"/>
-          <w:sz w:val="19"/>
-          <w:szCs w:val="19"/>
-          <w:highlight w:val="white"/>
-        </w:rPr>
-        <w:t>):</w:t>
+          <w:lang w:val="en-US"/>
+        </w:rPr>
+      </w:pPr>
+      <w:r>
+        <w:rPr>
+          <w:rFonts w:ascii="Cascadia Mono" w:hAnsi="Cascadia Mono" w:cs="Cascadia Mono"/>
+          <w:sz w:val="19"/>
+          <w:szCs w:val="19"/>
+          <w:highlight w:val="white"/>
+          <w:lang w:val="en-US"/>
+        </w:rPr>
+        <w:t>def parse_sravni_currencies():</w:t>
       </w:r>
     </w:p>
     <w:p>
@@ -4745,14 +4712,16 @@
           <w:sz w:val="19"/>
           <w:szCs w:val="19"/>
           <w:highlight w:val="white"/>
-        </w:rPr>
-      </w:pPr>
-      <w:r>
-        <w:rPr>
-          <w:rFonts w:ascii="Cascadia Mono" w:hAnsi="Cascadia Mono" w:cs="Cascadia Mono"/>
-          <w:sz w:val="19"/>
-          <w:szCs w:val="19"/>
-          <w:highlight w:val="white"/>
+          <w:lang w:val="en-US"/>
+        </w:rPr>
+      </w:pPr>
+      <w:r>
+        <w:rPr>
+          <w:rFonts w:ascii="Cascadia Mono" w:hAnsi="Cascadia Mono" w:cs="Cascadia Mono"/>
+          <w:sz w:val="19"/>
+          <w:szCs w:val="19"/>
+          <w:highlight w:val="white"/>
+          <w:lang w:val="en-US"/>
         </w:rPr>
         <w:t xml:space="preserve">    </w:t>
       </w:r>
@@ -4763,6 +4732,7 @@
           <w:sz w:val="19"/>
           <w:szCs w:val="19"/>
           <w:highlight w:val="white"/>
+          <w:lang w:val="en-US"/>
         </w:rPr>
         <w:t>"""</w:t>
       </w:r>
@@ -4785,8 +4755,156 @@
           <w:sz w:val="19"/>
           <w:szCs w:val="19"/>
           <w:highlight w:val="white"/>
-        </w:rPr>
-        <w:t xml:space="preserve"> валют с сайта с защитой от ошибок"""</w:t>
+          <w:lang w:val="en-US"/>
+        </w:rPr>
+        <w:t xml:space="preserve"> </w:t>
+      </w:r>
+      <w:r>
+        <w:rPr>
+          <w:rFonts w:ascii="Cascadia Mono" w:hAnsi="Cascadia Mono" w:cs="Cascadia Mono"/>
+          <w:color w:val="A31515"/>
+          <w:sz w:val="19"/>
+          <w:szCs w:val="19"/>
+          <w:highlight w:val="white"/>
+        </w:rPr>
+        <w:t>валют</w:t>
+      </w:r>
+      <w:r>
+        <w:rPr>
+          <w:rFonts w:ascii="Cascadia Mono" w:hAnsi="Cascadia Mono" w:cs="Cascadia Mono"/>
+          <w:color w:val="A31515"/>
+          <w:sz w:val="19"/>
+          <w:szCs w:val="19"/>
+          <w:highlight w:val="white"/>
+          <w:lang w:val="en-US"/>
+        </w:rPr>
+        <w:t xml:space="preserve"> </w:t>
+      </w:r>
+      <w:r>
+        <w:rPr>
+          <w:rFonts w:ascii="Cascadia Mono" w:hAnsi="Cascadia Mono" w:cs="Cascadia Mono"/>
+          <w:color w:val="A31515"/>
+          <w:sz w:val="19"/>
+          <w:szCs w:val="19"/>
+          <w:highlight w:val="white"/>
+        </w:rPr>
+        <w:t>с</w:t>
+      </w:r>
+      <w:r>
+        <w:rPr>
+          <w:rFonts w:ascii="Cascadia Mono" w:hAnsi="Cascadia Mono" w:cs="Cascadia Mono"/>
+          <w:color w:val="A31515"/>
+          <w:sz w:val="19"/>
+          <w:szCs w:val="19"/>
+          <w:highlight w:val="white"/>
+          <w:lang w:val="en-US"/>
+        </w:rPr>
+        <w:t xml:space="preserve"> </w:t>
+      </w:r>
+      <w:r>
+        <w:rPr>
+          <w:rFonts w:ascii="Cascadia Mono" w:hAnsi="Cascadia Mono" w:cs="Cascadia Mono"/>
+          <w:color w:val="A31515"/>
+          <w:sz w:val="19"/>
+          <w:szCs w:val="19"/>
+          <w:highlight w:val="white"/>
+        </w:rPr>
+        <w:t>сайта</w:t>
+      </w:r>
+      <w:r>
+        <w:rPr>
+          <w:rFonts w:ascii="Cascadia Mono" w:hAnsi="Cascadia Mono" w:cs="Cascadia Mono"/>
+          <w:color w:val="A31515"/>
+          <w:sz w:val="19"/>
+          <w:szCs w:val="19"/>
+          <w:highlight w:val="white"/>
+          <w:lang w:val="en-US"/>
+        </w:rPr>
+        <w:t xml:space="preserve"> </w:t>
+      </w:r>
+      <w:r>
+        <w:rPr>
+          <w:rFonts w:ascii="Cascadia Mono" w:hAnsi="Cascadia Mono" w:cs="Cascadia Mono"/>
+          <w:color w:val="A31515"/>
+          <w:sz w:val="19"/>
+          <w:szCs w:val="19"/>
+          <w:highlight w:val="white"/>
+        </w:rPr>
+        <w:t>с</w:t>
+      </w:r>
+      <w:r>
+        <w:rPr>
+          <w:rFonts w:ascii="Cascadia Mono" w:hAnsi="Cascadia Mono" w:cs="Cascadia Mono"/>
+          <w:color w:val="A31515"/>
+          <w:sz w:val="19"/>
+          <w:szCs w:val="19"/>
+          <w:highlight w:val="white"/>
+          <w:lang w:val="en-US"/>
+        </w:rPr>
+        <w:t xml:space="preserve"> </w:t>
+      </w:r>
+      <w:r>
+        <w:rPr>
+          <w:rFonts w:ascii="Cascadia Mono" w:hAnsi="Cascadia Mono" w:cs="Cascadia Mono"/>
+          <w:color w:val="A31515"/>
+          <w:sz w:val="19"/>
+          <w:szCs w:val="19"/>
+          <w:highlight w:val="white"/>
+        </w:rPr>
+        <w:t>защитой</w:t>
+      </w:r>
+      <w:r>
+        <w:rPr>
+          <w:rFonts w:ascii="Cascadia Mono" w:hAnsi="Cascadia Mono" w:cs="Cascadia Mono"/>
+          <w:color w:val="A31515"/>
+          <w:sz w:val="19"/>
+          <w:szCs w:val="19"/>
+          <w:highlight w:val="white"/>
+          <w:lang w:val="en-US"/>
+        </w:rPr>
+        <w:t xml:space="preserve"> </w:t>
+      </w:r>
+      <w:r>
+        <w:rPr>
+          <w:rFonts w:ascii="Cascadia Mono" w:hAnsi="Cascadia Mono" w:cs="Cascadia Mono"/>
+          <w:color w:val="A31515"/>
+          <w:sz w:val="19"/>
+          <w:szCs w:val="19"/>
+          <w:highlight w:val="white"/>
+        </w:rPr>
+        <w:t>от</w:t>
+      </w:r>
+      <w:r>
+        <w:rPr>
+          <w:rFonts w:ascii="Cascadia Mono" w:hAnsi="Cascadia Mono" w:cs="Cascadia Mono"/>
+          <w:color w:val="A31515"/>
+          <w:sz w:val="19"/>
+          <w:szCs w:val="19"/>
+          <w:highlight w:val="white"/>
+          <w:lang w:val="en-US"/>
+        </w:rPr>
+        <w:t xml:space="preserve"> </w:t>
+      </w:r>
+      <w:r>
+        <w:rPr>
+          <w:rFonts w:ascii="Cascadia Mono" w:hAnsi="Cascadia Mono" w:cs="Cascadia Mono"/>
+          <w:color w:val="A31515"/>
+          <w:sz w:val="19"/>
+          <w:szCs w:val="19"/>
+          <w:highlight w:val="white"/>
+        </w:rPr>
+        <w:t>ошибок</w:t>
+      </w:r>
+      <w:r>
+        <w:rPr>
+          <w:rFonts w:ascii="Cascadia Mono" w:hAnsi="Cascadia Mono" w:cs="Cascadia Mono"/>
+          <w:color w:val="A31515"/>
+          <w:sz w:val="19"/>
+          <w:szCs w:val="19"/>
+          <w:highlight w:val="white"/>
+          <w:lang w:val="en-US"/>
+        </w:rPr>
+        <w:t>"""</w:t>
       </w:r>
     </w:p>
     <w:p>
@@ -4810,6 +4928,7 @@
           <w:sz w:val="19"/>
           <w:szCs w:val="19"/>
           <w:highlight w:val="white"/>
+          <w:lang w:val="en-US"/>
         </w:rPr>
         <w:t xml:space="preserve">    </w:t>
       </w:r>
@@ -8809,14 +8928,16 @@
           <w:sz w:val="19"/>
           <w:szCs w:val="19"/>
           <w:highlight w:val="white"/>
-        </w:rPr>
-      </w:pPr>
-      <w:r>
-        <w:rPr>
-          <w:rFonts w:ascii="Cascadia Mono" w:hAnsi="Cascadia Mono" w:cs="Cascadia Mono"/>
-          <w:sz w:val="19"/>
-          <w:szCs w:val="19"/>
-          <w:highlight w:val="white"/>
+          <w:lang w:val="en-US"/>
+        </w:rPr>
+      </w:pPr>
+      <w:r>
+        <w:rPr>
+          <w:rFonts w:ascii="Cascadia Mono" w:hAnsi="Cascadia Mono" w:cs="Cascadia Mono"/>
+          <w:sz w:val="19"/>
+          <w:szCs w:val="19"/>
+          <w:highlight w:val="white"/>
+          <w:lang w:val="en-US"/>
         </w:rPr>
         <w:t>@</w:t>
       </w:r>
@@ -8828,6 +8949,7 @@
           <w:sz w:val="19"/>
           <w:szCs w:val="19"/>
           <w:highlight w:val="white"/>
+          <w:lang w:val="en-US"/>
         </w:rPr>
         <w:t>bot.message</w:t>
       </w:r>
@@ -8838,6 +8960,7 @@
           <w:sz w:val="19"/>
           <w:szCs w:val="19"/>
           <w:highlight w:val="white"/>
+          <w:lang w:val="en-US"/>
         </w:rPr>
         <w:t>_handler</w:t>
       </w:r>
@@ -8848,28 +8971,9 @@
           <w:sz w:val="19"/>
           <w:szCs w:val="19"/>
           <w:highlight w:val="white"/>
-        </w:rPr>
-        <w:t>(</w:t>
-      </w:r>
-      <w:proofErr w:type="spellStart"/>
-      <w:r>
-        <w:rPr>
-          <w:rFonts w:ascii="Cascadia Mono" w:hAnsi="Cascadia Mono" w:cs="Cascadia Mono"/>
-          <w:sz w:val="19"/>
-          <w:szCs w:val="19"/>
-          <w:highlight w:val="white"/>
-        </w:rPr>
-        <w:t>commands</w:t>
-      </w:r>
-      <w:proofErr w:type="spellEnd"/>
-      <w:r>
-        <w:rPr>
-          <w:rFonts w:ascii="Cascadia Mono" w:hAnsi="Cascadia Mono" w:cs="Cascadia Mono"/>
-          <w:sz w:val="19"/>
-          <w:szCs w:val="19"/>
-          <w:highlight w:val="white"/>
-        </w:rPr>
-        <w:t xml:space="preserve"> = [</w:t>
+          <w:lang w:val="en-US"/>
+        </w:rPr>
+        <w:t>(commands = [</w:t>
       </w:r>
       <w:r>
         <w:rPr>
@@ -8878,37 +8982,17 @@
           <w:sz w:val="19"/>
           <w:szCs w:val="19"/>
           <w:highlight w:val="white"/>
-        </w:rPr>
-        <w:t>"</w:t>
-      </w:r>
-      <w:proofErr w:type="spellStart"/>
-      <w:r>
-        <w:rPr>
-          <w:rFonts w:ascii="Cascadia Mono" w:hAnsi="Cascadia Mono" w:cs="Cascadia Mono"/>
-          <w:color w:val="A31515"/>
-          <w:sz w:val="19"/>
-          <w:szCs w:val="19"/>
-          <w:highlight w:val="white"/>
-        </w:rPr>
-        <w:t>help</w:t>
-      </w:r>
-      <w:proofErr w:type="spellEnd"/>
-      <w:r>
-        <w:rPr>
-          <w:rFonts w:ascii="Cascadia Mono" w:hAnsi="Cascadia Mono" w:cs="Cascadia Mono"/>
-          <w:color w:val="A31515"/>
-          <w:sz w:val="19"/>
-          <w:szCs w:val="19"/>
-          <w:highlight w:val="white"/>
-        </w:rPr>
-        <w:t>"</w:t>
-      </w:r>
-      <w:r>
-        <w:rPr>
-          <w:rFonts w:ascii="Cascadia Mono" w:hAnsi="Cascadia Mono" w:cs="Cascadia Mono"/>
-          <w:sz w:val="19"/>
-          <w:szCs w:val="19"/>
-          <w:highlight w:val="white"/>
+          <w:lang w:val="en-US"/>
+        </w:rPr>
+        <w:t>"help"</w:t>
+      </w:r>
+      <w:r>
+        <w:rPr>
+          <w:rFonts w:ascii="Cascadia Mono" w:hAnsi="Cascadia Mono" w:cs="Cascadia Mono"/>
+          <w:sz w:val="19"/>
+          <w:szCs w:val="19"/>
+          <w:highlight w:val="white"/>
+          <w:lang w:val="en-US"/>
         </w:rPr>
         <w:t>])</w:t>
       </w:r>
@@ -13013,6 +13097,7 @@
           <w:sz w:val="19"/>
           <w:szCs w:val="19"/>
           <w:highlight w:val="white"/>
+          <w:lang w:val="en-US"/>
         </w:rPr>
       </w:pPr>
       <w:r>
@@ -13032,6 +13117,7 @@
           <w:sz w:val="19"/>
           <w:szCs w:val="19"/>
           <w:highlight w:val="white"/>
+          <w:lang w:val="en-US"/>
         </w:rPr>
         <w:t>suggestions_text</w:t>
       </w:r>
@@ -13042,6 +13128,7 @@
           <w:sz w:val="19"/>
           <w:szCs w:val="19"/>
           <w:highlight w:val="white"/>
+          <w:lang w:val="en-US"/>
         </w:rPr>
         <w:t xml:space="preserve"> = </w:t>
       </w:r>
@@ -13052,6 +13139,7 @@
           <w:sz w:val="19"/>
           <w:szCs w:val="19"/>
           <w:highlight w:val="white"/>
+          <w:lang w:val="en-US"/>
         </w:rPr>
         <w:t xml:space="preserve">", </w:t>
       </w:r>
@@ -13063,6 +13151,7 @@
           <w:sz w:val="19"/>
           <w:szCs w:val="19"/>
           <w:highlight w:val="white"/>
+          <w:lang w:val="en-US"/>
         </w:rPr>
         <w:t>"</w:t>
       </w:r>
@@ -13072,20 +13161,10 @@
           <w:sz w:val="19"/>
           <w:szCs w:val="19"/>
           <w:highlight w:val="white"/>
-        </w:rPr>
-        <w:t>.</w:t>
-      </w:r>
-      <w:proofErr w:type="spellStart"/>
-      <w:r>
-        <w:rPr>
-          <w:rFonts w:ascii="Cascadia Mono" w:hAnsi="Cascadia Mono" w:cs="Cascadia Mono"/>
-          <w:sz w:val="19"/>
-          <w:szCs w:val="19"/>
-          <w:highlight w:val="white"/>
-        </w:rPr>
-        <w:t>join</w:t>
-      </w:r>
-      <w:proofErr w:type="spellEnd"/>
+          <w:lang w:val="en-US"/>
+        </w:rPr>
+        <w:t>.join</w:t>
+      </w:r>
       <w:proofErr w:type="gramEnd"/>
       <w:r>
         <w:rPr>
@@ -13093,28 +13172,9 @@
           <w:sz w:val="19"/>
           <w:szCs w:val="19"/>
           <w:highlight w:val="white"/>
-        </w:rPr>
-        <w:t>(</w:t>
-      </w:r>
-      <w:proofErr w:type="spellStart"/>
-      <w:r>
-        <w:rPr>
-          <w:rFonts w:ascii="Cascadia Mono" w:hAnsi="Cascadia Mono" w:cs="Cascadia Mono"/>
-          <w:sz w:val="19"/>
-          <w:szCs w:val="19"/>
-          <w:highlight w:val="white"/>
-        </w:rPr>
-        <w:t>suggestions</w:t>
-      </w:r>
-      <w:proofErr w:type="spellEnd"/>
-      <w:r>
-        <w:rPr>
-          <w:rFonts w:ascii="Cascadia Mono" w:hAnsi="Cascadia Mono" w:cs="Cascadia Mono"/>
-          <w:sz w:val="19"/>
-          <w:szCs w:val="19"/>
-          <w:highlight w:val="white"/>
-        </w:rPr>
-        <w:t>[:3])</w:t>
+          <w:lang w:val="en-US"/>
+        </w:rPr>
+        <w:t>(suggestions[:3])</w:t>
       </w:r>
     </w:p>
     <w:p>
@@ -13130,14 +13190,16 @@
           <w:sz w:val="19"/>
           <w:szCs w:val="19"/>
           <w:highlight w:val="white"/>
-        </w:rPr>
-      </w:pPr>
-      <w:r>
-        <w:rPr>
-          <w:rFonts w:ascii="Cascadia Mono" w:hAnsi="Cascadia Mono" w:cs="Cascadia Mono"/>
-          <w:sz w:val="19"/>
-          <w:szCs w:val="19"/>
-          <w:highlight w:val="white"/>
+          <w:lang w:val="en-US"/>
+        </w:rPr>
+      </w:pPr>
+      <w:r>
+        <w:rPr>
+          <w:rFonts w:ascii="Cascadia Mono" w:hAnsi="Cascadia Mono" w:cs="Cascadia Mono"/>
+          <w:sz w:val="19"/>
+          <w:szCs w:val="19"/>
+          <w:highlight w:val="white"/>
+          <w:lang w:val="en-US"/>
         </w:rPr>
         <w:t xml:space="preserve">            </w:t>
       </w:r>
@@ -13149,6 +13211,7 @@
           <w:sz w:val="19"/>
           <w:szCs w:val="19"/>
           <w:highlight w:val="white"/>
+          <w:lang w:val="en-US"/>
         </w:rPr>
         <w:t>bot.reply</w:t>
       </w:r>
@@ -13159,6 +13222,7 @@
           <w:sz w:val="19"/>
           <w:szCs w:val="19"/>
           <w:highlight w:val="white"/>
+          <w:lang w:val="en-US"/>
         </w:rPr>
         <w:t>_to</w:t>
       </w:r>
@@ -13169,38 +13233,255 @@
           <w:sz w:val="19"/>
           <w:szCs w:val="19"/>
           <w:highlight w:val="white"/>
-        </w:rPr>
-        <w:t>(</w:t>
+          <w:lang w:val="en-US"/>
+        </w:rPr>
+        <w:t>(message, f</w:t>
+      </w:r>
+      <w:r>
+        <w:rPr>
+          <w:rFonts w:ascii="Cascadia Mono" w:hAnsi="Cascadia Mono" w:cs="Cascadia Mono"/>
+          <w:color w:val="A31515"/>
+          <w:sz w:val="19"/>
+          <w:szCs w:val="19"/>
+          <w:highlight w:val="white"/>
+          <w:lang w:val="en-US"/>
+        </w:rPr>
+        <w:t xml:space="preserve">" </w:t>
+      </w:r>
+      <w:r>
+        <w:rPr>
+          <w:rFonts w:ascii="Cascadia Mono" w:hAnsi="Cascadia Mono" w:cs="Cascadia Mono"/>
+          <w:color w:val="A31515"/>
+          <w:sz w:val="19"/>
+          <w:szCs w:val="19"/>
+          <w:highlight w:val="white"/>
+        </w:rPr>
+        <w:t>Страна</w:t>
+      </w:r>
+      <w:r>
+        <w:rPr>
+          <w:rFonts w:ascii="Cascadia Mono" w:hAnsi="Cascadia Mono" w:cs="Cascadia Mono"/>
+          <w:color w:val="A31515"/>
+          <w:sz w:val="19"/>
+          <w:szCs w:val="19"/>
+          <w:highlight w:val="white"/>
+          <w:lang w:val="en-US"/>
+        </w:rPr>
+        <w:t xml:space="preserve"> «{</w:t>
       </w:r>
       <w:proofErr w:type="spellStart"/>
       <w:r>
         <w:rPr>
           <w:rFonts w:ascii="Cascadia Mono" w:hAnsi="Cascadia Mono" w:cs="Cascadia Mono"/>
-          <w:sz w:val="19"/>
-          <w:szCs w:val="19"/>
-          <w:highlight w:val="white"/>
-        </w:rPr>
-        <w:t>message</w:t>
+          <w:color w:val="A31515"/>
+          <w:sz w:val="19"/>
+          <w:szCs w:val="19"/>
+          <w:highlight w:val="white"/>
+          <w:lang w:val="en-US"/>
+        </w:rPr>
+        <w:t>country_input</w:t>
       </w:r>
       <w:proofErr w:type="spellEnd"/>
       <w:r>
         <w:rPr>
           <w:rFonts w:ascii="Cascadia Mono" w:hAnsi="Cascadia Mono" w:cs="Cascadia Mono"/>
-          <w:sz w:val="19"/>
-          <w:szCs w:val="19"/>
-          <w:highlight w:val="white"/>
-        </w:rPr>
-        <w:t>, f</w:t>
-      </w:r>
-      <w:r>
-        <w:rPr>
-          <w:rFonts w:ascii="Cascadia Mono" w:hAnsi="Cascadia Mono" w:cs="Cascadia Mono"/>
           <w:color w:val="A31515"/>
           <w:sz w:val="19"/>
           <w:szCs w:val="19"/>
           <w:highlight w:val="white"/>
-        </w:rPr>
-        <w:t>" Страна «{</w:t>
+          <w:lang w:val="en-US"/>
+        </w:rPr>
+        <w:t xml:space="preserve">}» </w:t>
+      </w:r>
+      <w:r>
+        <w:rPr>
+          <w:rFonts w:ascii="Cascadia Mono" w:hAnsi="Cascadia Mono" w:cs="Cascadia Mono"/>
+          <w:color w:val="A31515"/>
+          <w:sz w:val="19"/>
+          <w:szCs w:val="19"/>
+          <w:highlight w:val="white"/>
+        </w:rPr>
+        <w:t>не</w:t>
+      </w:r>
+      <w:r>
+        <w:rPr>
+          <w:rFonts w:ascii="Cascadia Mono" w:hAnsi="Cascadia Mono" w:cs="Cascadia Mono"/>
+          <w:color w:val="A31515"/>
+          <w:sz w:val="19"/>
+          <w:szCs w:val="19"/>
+          <w:highlight w:val="white"/>
+          <w:lang w:val="en-US"/>
+        </w:rPr>
+        <w:t xml:space="preserve"> </w:t>
+      </w:r>
+      <w:r>
+        <w:rPr>
+          <w:rFonts w:ascii="Cascadia Mono" w:hAnsi="Cascadia Mono" w:cs="Cascadia Mono"/>
+          <w:color w:val="A31515"/>
+          <w:sz w:val="19"/>
+          <w:szCs w:val="19"/>
+          <w:highlight w:val="white"/>
+        </w:rPr>
+        <w:t>найдена</w:t>
+      </w:r>
+      <w:r>
+        <w:rPr>
+          <w:rFonts w:ascii="Cascadia Mono" w:hAnsi="Cascadia Mono" w:cs="Cascadia Mono"/>
+          <w:color w:val="A31515"/>
+          <w:sz w:val="19"/>
+          <w:szCs w:val="19"/>
+          <w:highlight w:val="white"/>
+          <w:lang w:val="en-US"/>
+        </w:rPr>
+        <w:t xml:space="preserve"> </w:t>
+      </w:r>
+      <w:r>
+        <w:rPr>
+          <w:rFonts w:ascii="Cascadia Mono" w:hAnsi="Cascadia Mono" w:cs="Cascadia Mono"/>
+          <w:color w:val="A31515"/>
+          <w:sz w:val="19"/>
+          <w:szCs w:val="19"/>
+          <w:highlight w:val="white"/>
+        </w:rPr>
+        <w:t>в</w:t>
+      </w:r>
+      <w:r>
+        <w:rPr>
+          <w:rFonts w:ascii="Cascadia Mono" w:hAnsi="Cascadia Mono" w:cs="Cascadia Mono"/>
+          <w:color w:val="A31515"/>
+          <w:sz w:val="19"/>
+          <w:szCs w:val="19"/>
+          <w:highlight w:val="white"/>
+          <w:lang w:val="en-US"/>
+        </w:rPr>
+        <w:t xml:space="preserve"> </w:t>
+      </w:r>
+      <w:r>
+        <w:rPr>
+          <w:rFonts w:ascii="Cascadia Mono" w:hAnsi="Cascadia Mono" w:cs="Cascadia Mono"/>
+          <w:color w:val="A31515"/>
+          <w:sz w:val="19"/>
+          <w:szCs w:val="19"/>
+          <w:highlight w:val="white"/>
+        </w:rPr>
+        <w:t>базе</w:t>
+      </w:r>
+      <w:r>
+        <w:rPr>
+          <w:rFonts w:ascii="Cascadia Mono" w:hAnsi="Cascadia Mono" w:cs="Cascadia Mono"/>
+          <w:color w:val="A31515"/>
+          <w:sz w:val="19"/>
+          <w:szCs w:val="19"/>
+          <w:highlight w:val="white"/>
+          <w:lang w:val="en-US"/>
+        </w:rPr>
+        <w:t>.</w:t>
+      </w:r>
+      <w:r>
+        <w:rPr>
+          <w:rFonts w:ascii="Cascadia Mono" w:hAnsi="Cascadia Mono" w:cs="Cascadia Mono"/>
+          <w:color w:val="9E5B71"/>
+          <w:sz w:val="19"/>
+          <w:szCs w:val="19"/>
+          <w:highlight w:val="white"/>
+          <w:lang w:val="en-US"/>
+        </w:rPr>
+        <w:t>\n\n</w:t>
+      </w:r>
+      <w:r>
+        <w:rPr>
+          <w:rFonts w:ascii="Cascadia Mono" w:hAnsi="Cascadia Mono" w:cs="Cascadia Mono"/>
+          <w:color w:val="A31515"/>
+          <w:sz w:val="19"/>
+          <w:szCs w:val="19"/>
+          <w:highlight w:val="white"/>
+          <w:lang w:val="en-US"/>
+        </w:rPr>
+        <w:t xml:space="preserve"> </w:t>
+      </w:r>
+      <w:r>
+        <w:rPr>
+          <w:rFonts w:ascii="Cascadia Mono" w:hAnsi="Cascadia Mono" w:cs="Cascadia Mono"/>
+          <w:color w:val="A31515"/>
+          <w:sz w:val="19"/>
+          <w:szCs w:val="19"/>
+          <w:highlight w:val="white"/>
+        </w:rPr>
+        <w:t>Примеры</w:t>
+      </w:r>
+      <w:r>
+        <w:rPr>
+          <w:rFonts w:ascii="Cascadia Mono" w:hAnsi="Cascadia Mono" w:cs="Cascadia Mono"/>
+          <w:color w:val="A31515"/>
+          <w:sz w:val="19"/>
+          <w:szCs w:val="19"/>
+          <w:highlight w:val="white"/>
+          <w:lang w:val="en-US"/>
+        </w:rPr>
+        <w:t xml:space="preserve"> </w:t>
+      </w:r>
+      <w:r>
+        <w:rPr>
+          <w:rFonts w:ascii="Cascadia Mono" w:hAnsi="Cascadia Mono" w:cs="Cascadia Mono"/>
+          <w:color w:val="A31515"/>
+          <w:sz w:val="19"/>
+          <w:szCs w:val="19"/>
+          <w:highlight w:val="white"/>
+        </w:rPr>
+        <w:t>стран</w:t>
+      </w:r>
+      <w:r>
+        <w:rPr>
+          <w:rFonts w:ascii="Cascadia Mono" w:hAnsi="Cascadia Mono" w:cs="Cascadia Mono"/>
+          <w:color w:val="A31515"/>
+          <w:sz w:val="19"/>
+          <w:szCs w:val="19"/>
+          <w:highlight w:val="white"/>
+          <w:lang w:val="en-US"/>
+        </w:rPr>
+        <w:t xml:space="preserve"> </w:t>
+      </w:r>
+      <w:r>
+        <w:rPr>
+          <w:rFonts w:ascii="Cascadia Mono" w:hAnsi="Cascadia Mono" w:cs="Cascadia Mono"/>
+          <w:color w:val="A31515"/>
+          <w:sz w:val="19"/>
+          <w:szCs w:val="19"/>
+          <w:highlight w:val="white"/>
+        </w:rPr>
+        <w:t>в</w:t>
+      </w:r>
+      <w:r>
+        <w:rPr>
+          <w:rFonts w:ascii="Cascadia Mono" w:hAnsi="Cascadia Mono" w:cs="Cascadia Mono"/>
+          <w:color w:val="A31515"/>
+          <w:sz w:val="19"/>
+          <w:szCs w:val="19"/>
+          <w:highlight w:val="white"/>
+          <w:lang w:val="en-US"/>
+        </w:rPr>
+        <w:t xml:space="preserve"> </w:t>
+      </w:r>
+      <w:r>
+        <w:rPr>
+          <w:rFonts w:ascii="Cascadia Mono" w:hAnsi="Cascadia Mono" w:cs="Cascadia Mono"/>
+          <w:color w:val="A31515"/>
+          <w:sz w:val="19"/>
+          <w:szCs w:val="19"/>
+          <w:highlight w:val="white"/>
+        </w:rPr>
+        <w:t>базе</w:t>
+      </w:r>
+      <w:r>
+        <w:rPr>
+          <w:rFonts w:ascii="Cascadia Mono" w:hAnsi="Cascadia Mono" w:cs="Cascadia Mono"/>
+          <w:color w:val="A31515"/>
+          <w:sz w:val="19"/>
+          <w:szCs w:val="19"/>
+          <w:highlight w:val="white"/>
+          <w:lang w:val="en-US"/>
+        </w:rPr>
+        <w:t>: {</w:t>
       </w:r>
       <w:proofErr w:type="spellStart"/>
       <w:r>
@@ -13210,8 +13491,9 @@
           <w:sz w:val="19"/>
           <w:szCs w:val="19"/>
           <w:highlight w:val="white"/>
-        </w:rPr>
-        <w:t>country_input</w:t>
+          <w:lang w:val="en-US"/>
+        </w:rPr>
+        <w:t>suggestions_text</w:t>
       </w:r>
       <w:proofErr w:type="spellEnd"/>
       <w:r>
@@ -13221,8 +13503,9 @@
           <w:sz w:val="19"/>
           <w:szCs w:val="19"/>
           <w:highlight w:val="white"/>
-        </w:rPr>
-        <w:t>}» не найдена в базе.</w:t>
+          <w:lang w:val="en-US"/>
+        </w:rPr>
+        <w:t>}</w:t>
       </w:r>
       <w:r>
         <w:rPr>
@@ -13231,6 +13514,7 @@
           <w:sz w:val="19"/>
           <w:szCs w:val="19"/>
           <w:highlight w:val="white"/>
+          <w:lang w:val="en-US"/>
         </w:rPr>
         <w:t>\n\n</w:t>
       </w:r>
@@ -13242,139 +13526,174 @@
           <w:szCs w:val="19"/>
           <w:highlight w:val="white"/>
         </w:rPr>
-        <w:t xml:space="preserve"> Примеры стран в базе: {</w:t>
+        <w:t>Проверьте</w:t>
+      </w:r>
+      <w:r>
+        <w:rPr>
+          <w:rFonts w:ascii="Cascadia Mono" w:hAnsi="Cascadia Mono" w:cs="Cascadia Mono"/>
+          <w:color w:val="A31515"/>
+          <w:sz w:val="19"/>
+          <w:szCs w:val="19"/>
+          <w:highlight w:val="white"/>
+          <w:lang w:val="en-US"/>
+        </w:rPr>
+        <w:t xml:space="preserve"> </w:t>
+      </w:r>
+      <w:r>
+        <w:rPr>
+          <w:rFonts w:ascii="Cascadia Mono" w:hAnsi="Cascadia Mono" w:cs="Cascadia Mono"/>
+          <w:color w:val="A31515"/>
+          <w:sz w:val="19"/>
+          <w:szCs w:val="19"/>
+          <w:highlight w:val="white"/>
+        </w:rPr>
+        <w:t>написание</w:t>
+      </w:r>
+      <w:r>
+        <w:rPr>
+          <w:rFonts w:ascii="Cascadia Mono" w:hAnsi="Cascadia Mono" w:cs="Cascadia Mono"/>
+          <w:color w:val="A31515"/>
+          <w:sz w:val="19"/>
+          <w:szCs w:val="19"/>
+          <w:highlight w:val="white"/>
+          <w:lang w:val="en-US"/>
+        </w:rPr>
+        <w:t xml:space="preserve"> </w:t>
+      </w:r>
+      <w:r>
+        <w:rPr>
+          <w:rFonts w:ascii="Cascadia Mono" w:hAnsi="Cascadia Mono" w:cs="Cascadia Mono"/>
+          <w:color w:val="A31515"/>
+          <w:sz w:val="19"/>
+          <w:szCs w:val="19"/>
+          <w:highlight w:val="white"/>
+        </w:rPr>
+        <w:t>или</w:t>
+      </w:r>
+      <w:r>
+        <w:rPr>
+          <w:rFonts w:ascii="Cascadia Mono" w:hAnsi="Cascadia Mono" w:cs="Cascadia Mono"/>
+          <w:color w:val="A31515"/>
+          <w:sz w:val="19"/>
+          <w:szCs w:val="19"/>
+          <w:highlight w:val="white"/>
+          <w:lang w:val="en-US"/>
+        </w:rPr>
+        <w:t xml:space="preserve"> </w:t>
+      </w:r>
+      <w:r>
+        <w:rPr>
+          <w:rFonts w:ascii="Cascadia Mono" w:hAnsi="Cascadia Mono" w:cs="Cascadia Mono"/>
+          <w:color w:val="A31515"/>
+          <w:sz w:val="19"/>
+          <w:szCs w:val="19"/>
+          <w:highlight w:val="white"/>
+        </w:rPr>
+        <w:t>попробуйте</w:t>
+      </w:r>
+      <w:r>
+        <w:rPr>
+          <w:rFonts w:ascii="Cascadia Mono" w:hAnsi="Cascadia Mono" w:cs="Cascadia Mono"/>
+          <w:color w:val="A31515"/>
+          <w:sz w:val="19"/>
+          <w:szCs w:val="19"/>
+          <w:highlight w:val="white"/>
+          <w:lang w:val="en-US"/>
+        </w:rPr>
+        <w:t xml:space="preserve"> </w:t>
+      </w:r>
+      <w:r>
+        <w:rPr>
+          <w:rFonts w:ascii="Cascadia Mono" w:hAnsi="Cascadia Mono" w:cs="Cascadia Mono"/>
+          <w:color w:val="A31515"/>
+          <w:sz w:val="19"/>
+          <w:szCs w:val="19"/>
+          <w:highlight w:val="white"/>
+        </w:rPr>
+        <w:t>на</w:t>
+      </w:r>
+      <w:r>
+        <w:rPr>
+          <w:rFonts w:ascii="Cascadia Mono" w:hAnsi="Cascadia Mono" w:cs="Cascadia Mono"/>
+          <w:color w:val="A31515"/>
+          <w:sz w:val="19"/>
+          <w:szCs w:val="19"/>
+          <w:highlight w:val="white"/>
+          <w:lang w:val="en-US"/>
+        </w:rPr>
+        <w:t xml:space="preserve"> </w:t>
+      </w:r>
+      <w:r>
+        <w:rPr>
+          <w:rFonts w:ascii="Cascadia Mono" w:hAnsi="Cascadia Mono" w:cs="Cascadia Mono"/>
+          <w:color w:val="A31515"/>
+          <w:sz w:val="19"/>
+          <w:szCs w:val="19"/>
+          <w:highlight w:val="white"/>
+        </w:rPr>
+        <w:t>английском</w:t>
+      </w:r>
+      <w:r>
+        <w:rPr>
+          <w:rFonts w:ascii="Cascadia Mono" w:hAnsi="Cascadia Mono" w:cs="Cascadia Mono"/>
+          <w:color w:val="A31515"/>
+          <w:sz w:val="19"/>
+          <w:szCs w:val="19"/>
+          <w:highlight w:val="white"/>
+          <w:lang w:val="en-US"/>
+        </w:rPr>
+        <w:t>."</w:t>
+      </w:r>
+      <w:r>
+        <w:rPr>
+          <w:rFonts w:ascii="Cascadia Mono" w:hAnsi="Cascadia Mono" w:cs="Cascadia Mono"/>
+          <w:sz w:val="19"/>
+          <w:szCs w:val="19"/>
+          <w:highlight w:val="white"/>
+          <w:lang w:val="en-US"/>
+        </w:rPr>
+        <w:t xml:space="preserve">, </w:t>
       </w:r>
       <w:proofErr w:type="spellStart"/>
       <w:r>
         <w:rPr>
           <w:rFonts w:ascii="Cascadia Mono" w:hAnsi="Cascadia Mono" w:cs="Cascadia Mono"/>
+          <w:sz w:val="19"/>
+          <w:szCs w:val="19"/>
+          <w:highlight w:val="white"/>
+          <w:lang w:val="en-US"/>
+        </w:rPr>
+        <w:t>parse_mode</w:t>
+      </w:r>
+      <w:proofErr w:type="spellEnd"/>
+      <w:r>
+        <w:rPr>
+          <w:rFonts w:ascii="Cascadia Mono" w:hAnsi="Cascadia Mono" w:cs="Cascadia Mono"/>
+          <w:sz w:val="19"/>
+          <w:szCs w:val="19"/>
+          <w:highlight w:val="white"/>
+          <w:lang w:val="en-US"/>
+        </w:rPr>
+        <w:t xml:space="preserve"> = </w:t>
+      </w:r>
+      <w:r>
+        <w:rPr>
+          <w:rFonts w:ascii="Cascadia Mono" w:hAnsi="Cascadia Mono" w:cs="Cascadia Mono"/>
           <w:color w:val="A31515"/>
           <w:sz w:val="19"/>
           <w:szCs w:val="19"/>
           <w:highlight w:val="white"/>
-        </w:rPr>
-        <w:t>suggestions_text</w:t>
-      </w:r>
-      <w:proofErr w:type="spellEnd"/>
-      <w:r>
-        <w:rPr>
-          <w:rFonts w:ascii="Cascadia Mono" w:hAnsi="Cascadia Mono" w:cs="Cascadia Mono"/>
-          <w:color w:val="A31515"/>
-          <w:sz w:val="19"/>
-          <w:szCs w:val="19"/>
-          <w:highlight w:val="white"/>
-        </w:rPr>
-        <w:t>}</w:t>
-      </w:r>
-      <w:r>
-        <w:rPr>
-          <w:rFonts w:ascii="Cascadia Mono" w:hAnsi="Cascadia Mono" w:cs="Cascadia Mono"/>
-          <w:color w:val="9E5B71"/>
-          <w:sz w:val="19"/>
-          <w:szCs w:val="19"/>
-          <w:highlight w:val="white"/>
-        </w:rPr>
-        <w:t>\n\</w:t>
-      </w:r>
-      <w:proofErr w:type="spellStart"/>
-      <w:r>
-        <w:rPr>
-          <w:rFonts w:ascii="Cascadia Mono" w:hAnsi="Cascadia Mono" w:cs="Cascadia Mono"/>
-          <w:color w:val="9E5B71"/>
-          <w:sz w:val="19"/>
-          <w:szCs w:val="19"/>
-          <w:highlight w:val="white"/>
-        </w:rPr>
-        <w:t>n</w:t>
-      </w:r>
-      <w:r>
-        <w:rPr>
-          <w:rFonts w:ascii="Cascadia Mono" w:hAnsi="Cascadia Mono" w:cs="Cascadia Mono"/>
-          <w:color w:val="A31515"/>
-          <w:sz w:val="19"/>
-          <w:szCs w:val="19"/>
-          <w:highlight w:val="white"/>
-        </w:rPr>
-        <w:t>Проверьте</w:t>
-      </w:r>
-      <w:proofErr w:type="spellEnd"/>
-      <w:r>
-        <w:rPr>
-          <w:rFonts w:ascii="Cascadia Mono" w:hAnsi="Cascadia Mono" w:cs="Cascadia Mono"/>
-          <w:color w:val="A31515"/>
-          <w:sz w:val="19"/>
-          <w:szCs w:val="19"/>
-          <w:highlight w:val="white"/>
-        </w:rPr>
-        <w:t xml:space="preserve"> написание или попробуйте на английском."</w:t>
-      </w:r>
-      <w:r>
-        <w:rPr>
-          <w:rFonts w:ascii="Cascadia Mono" w:hAnsi="Cascadia Mono" w:cs="Cascadia Mono"/>
-          <w:sz w:val="19"/>
-          <w:szCs w:val="19"/>
-          <w:highlight w:val="white"/>
-        </w:rPr>
-        <w:t xml:space="preserve">, </w:t>
-      </w:r>
-      <w:proofErr w:type="spellStart"/>
-      <w:r>
-        <w:rPr>
-          <w:rFonts w:ascii="Cascadia Mono" w:hAnsi="Cascadia Mono" w:cs="Cascadia Mono"/>
-          <w:sz w:val="19"/>
-          <w:szCs w:val="19"/>
-          <w:highlight w:val="white"/>
-        </w:rPr>
-        <w:t>parse_mode</w:t>
-      </w:r>
-      <w:proofErr w:type="spellEnd"/>
-      <w:r>
-        <w:rPr>
-          <w:rFonts w:ascii="Cascadia Mono" w:hAnsi="Cascadia Mono" w:cs="Cascadia Mono"/>
-          <w:sz w:val="19"/>
-          <w:szCs w:val="19"/>
-          <w:highlight w:val="white"/>
-        </w:rPr>
-        <w:t xml:space="preserve"> = </w:t>
-      </w:r>
-      <w:r>
-        <w:rPr>
-          <w:rFonts w:ascii="Cascadia Mono" w:hAnsi="Cascadia Mono" w:cs="Cascadia Mono"/>
-          <w:color w:val="A31515"/>
-          <w:sz w:val="19"/>
-          <w:szCs w:val="19"/>
-          <w:highlight w:val="white"/>
-        </w:rPr>
-        <w:t>"</w:t>
-      </w:r>
-      <w:proofErr w:type="spellStart"/>
-      <w:r>
-        <w:rPr>
-          <w:rFonts w:ascii="Cascadia Mono" w:hAnsi="Cascadia Mono" w:cs="Cascadia Mono"/>
-          <w:color w:val="A31515"/>
-          <w:sz w:val="19"/>
-          <w:szCs w:val="19"/>
-          <w:highlight w:val="white"/>
-        </w:rPr>
-        <w:t>Markdown</w:t>
-      </w:r>
-      <w:proofErr w:type="spellEnd"/>
-      <w:r>
-        <w:rPr>
-          <w:rFonts w:ascii="Cascadia Mono" w:hAnsi="Cascadia Mono" w:cs="Cascadia Mono"/>
-          <w:color w:val="A31515"/>
-          <w:sz w:val="19"/>
-          <w:szCs w:val="19"/>
-          <w:highlight w:val="white"/>
-        </w:rPr>
-        <w:t>"</w:t>
-      </w:r>
-      <w:r>
-        <w:rPr>
-          <w:rFonts w:ascii="Cascadia Mono" w:hAnsi="Cascadia Mono" w:cs="Cascadia Mono"/>
-          <w:sz w:val="19"/>
-          <w:szCs w:val="19"/>
-          <w:highlight w:val="white"/>
+          <w:lang w:val="en-US"/>
+        </w:rPr>
+        <w:t>"Markdown"</w:t>
+      </w:r>
+      <w:r>
+        <w:rPr>
+          <w:rFonts w:ascii="Cascadia Mono" w:hAnsi="Cascadia Mono" w:cs="Cascadia Mono"/>
+          <w:sz w:val="19"/>
+          <w:szCs w:val="19"/>
+          <w:highlight w:val="white"/>
+          <w:lang w:val="en-US"/>
         </w:rPr>
         <w:t>)</w:t>
       </w:r>
@@ -13392,6 +13711,7 @@
           <w:sz w:val="19"/>
           <w:szCs w:val="19"/>
           <w:highlight w:val="white"/>
+          <w:lang w:val="en-US"/>
         </w:rPr>
       </w:pPr>
     </w:p>
@@ -13408,6 +13728,7 @@
           <w:sz w:val="19"/>
           <w:szCs w:val="19"/>
           <w:highlight w:val="white"/>
+          <w:lang w:val="en-US"/>
         </w:rPr>
       </w:pPr>
     </w:p>
@@ -13433,6 +13754,7 @@
           <w:sz w:val="19"/>
           <w:szCs w:val="19"/>
           <w:highlight w:val="white"/>
+          <w:lang w:val="en-US"/>
         </w:rPr>
         <w:t xml:space="preserve">    </w:t>
       </w:r>
@@ -13481,7 +13803,6 @@
           <w:sz w:val="19"/>
           <w:szCs w:val="19"/>
           <w:highlight w:val="white"/>
-          <w:lang w:val="en-US"/>
         </w:rPr>
       </w:pPr>
       <w:r>
@@ -13503,7 +13824,16 @@
           <w:highlight w:val="white"/>
           <w:lang w:val="en-US"/>
         </w:rPr>
-        <w:t>print(</w:t>
+        <w:t>print</w:t>
+      </w:r>
+      <w:r>
+        <w:rPr>
+          <w:rFonts w:ascii="Cascadia Mono" w:hAnsi="Cascadia Mono" w:cs="Cascadia Mono"/>
+          <w:sz w:val="19"/>
+          <w:szCs w:val="19"/>
+          <w:highlight w:val="white"/>
+        </w:rPr>
+        <w:t>(</w:t>
       </w:r>
       <w:proofErr w:type="gramEnd"/>
       <w:r>
@@ -13523,7 +13853,6 @@
           <w:sz w:val="19"/>
           <w:szCs w:val="19"/>
           <w:highlight w:val="white"/>
-          <w:lang w:val="en-US"/>
         </w:rPr>
         <w:t>"</w:t>
       </w:r>
@@ -13544,7 +13873,6 @@
           <w:sz w:val="19"/>
           <w:szCs w:val="19"/>
           <w:highlight w:val="white"/>
-          <w:lang w:val="en-US"/>
         </w:rPr>
         <w:t xml:space="preserve"> </w:t>
       </w:r>
@@ -13565,7 +13893,6 @@
           <w:sz w:val="19"/>
           <w:szCs w:val="19"/>
           <w:highlight w:val="white"/>
-          <w:lang w:val="en-US"/>
         </w:rPr>
         <w:t xml:space="preserve"> </w:t>
       </w:r>
@@ -13586,17 +13913,36 @@
           <w:sz w:val="19"/>
           <w:szCs w:val="19"/>
           <w:highlight w:val="white"/>
-          <w:lang w:val="en-US"/>
-        </w:rPr>
-        <w:t>: {e}"</w:t>
-      </w:r>
-      <w:r>
-        <w:rPr>
-          <w:rFonts w:ascii="Cascadia Mono" w:hAnsi="Cascadia Mono" w:cs="Cascadia Mono"/>
-          <w:sz w:val="19"/>
-          <w:szCs w:val="19"/>
-          <w:highlight w:val="white"/>
-          <w:lang w:val="en-US"/>
+        </w:rPr>
+        <w:t>: {</w:t>
+      </w:r>
+      <w:r>
+        <w:rPr>
+          <w:rFonts w:ascii="Cascadia Mono" w:hAnsi="Cascadia Mono" w:cs="Cascadia Mono"/>
+          <w:color w:val="A31515"/>
+          <w:sz w:val="19"/>
+          <w:szCs w:val="19"/>
+          <w:highlight w:val="white"/>
+          <w:lang w:val="en-US"/>
+        </w:rPr>
+        <w:t>e</w:t>
+      </w:r>
+      <w:r>
+        <w:rPr>
+          <w:rFonts w:ascii="Cascadia Mono" w:hAnsi="Cascadia Mono" w:cs="Cascadia Mono"/>
+          <w:color w:val="A31515"/>
+          <w:sz w:val="19"/>
+          <w:szCs w:val="19"/>
+          <w:highlight w:val="white"/>
+        </w:rPr>
+        <w:t>}"</w:t>
+      </w:r>
+      <w:r>
+        <w:rPr>
+          <w:rFonts w:ascii="Cascadia Mono" w:hAnsi="Cascadia Mono" w:cs="Cascadia Mono"/>
+          <w:sz w:val="19"/>
+          <w:szCs w:val="19"/>
+          <w:highlight w:val="white"/>
         </w:rPr>
         <w:t>)</w:t>
       </w:r>
@@ -13622,7 +13968,6 @@
           <w:sz w:val="19"/>
           <w:szCs w:val="19"/>
           <w:highlight w:val="white"/>
-          <w:lang w:val="en-US"/>
         </w:rPr>
         <w:t xml:space="preserve">        </w:t>
       </w:r>
@@ -14058,6 +14403,7 @@
           <w:sz w:val="19"/>
           <w:szCs w:val="19"/>
           <w:highlight w:val="white"/>
+          <w:lang w:val="en-US"/>
         </w:rPr>
       </w:pPr>
       <w:r>
@@ -14070,7 +14416,6 @@
         </w:rPr>
         <w:t xml:space="preserve">    </w:t>
       </w:r>
-      <w:proofErr w:type="spellStart"/>
       <w:proofErr w:type="gramStart"/>
       <w:r>
         <w:rPr>
@@ -14078,18 +14423,9 @@
           <w:sz w:val="19"/>
           <w:szCs w:val="19"/>
           <w:highlight w:val="white"/>
-        </w:rPr>
-        <w:t>print</w:t>
-      </w:r>
-      <w:proofErr w:type="spellEnd"/>
-      <w:r>
-        <w:rPr>
-          <w:rFonts w:ascii="Cascadia Mono" w:hAnsi="Cascadia Mono" w:cs="Cascadia Mono"/>
-          <w:sz w:val="19"/>
-          <w:szCs w:val="19"/>
-          <w:highlight w:val="white"/>
-        </w:rPr>
-        <w:t>(</w:t>
+          <w:lang w:val="en-US"/>
+        </w:rPr>
+        <w:t>print(</w:t>
       </w:r>
       <w:proofErr w:type="gramEnd"/>
       <w:r>
@@ -14099,10 +14435,10 @@
           <w:sz w:val="19"/>
           <w:szCs w:val="19"/>
           <w:highlight w:val="white"/>
-        </w:rPr>
-        <w:t>"Доступные команды: /</w:t>
-      </w:r>
-      <w:proofErr w:type="spellStart"/>
+          <w:lang w:val="en-US"/>
+        </w:rPr>
+        <w:t>"</w:t>
+      </w:r>
       <w:r>
         <w:rPr>
           <w:rFonts w:ascii="Cascadia Mono" w:hAnsi="Cascadia Mono" w:cs="Cascadia Mono"/>
@@ -14111,9 +14447,8 @@
           <w:szCs w:val="19"/>
           <w:highlight w:val="white"/>
         </w:rPr>
-        <w:t>start</w:t>
-      </w:r>
-      <w:proofErr w:type="spellEnd"/>
+        <w:t>Доступные</w:t>
+      </w:r>
       <w:r>
         <w:rPr>
           <w:rFonts w:ascii="Cascadia Mono" w:hAnsi="Cascadia Mono" w:cs="Cascadia Mono"/>
@@ -14121,10 +14456,10 @@
           <w:sz w:val="19"/>
           <w:szCs w:val="19"/>
           <w:highlight w:val="white"/>
-        </w:rPr>
-        <w:t>, /</w:t>
-      </w:r>
-      <w:proofErr w:type="spellStart"/>
+          <w:lang w:val="en-US"/>
+        </w:rPr>
+        <w:t xml:space="preserve"> </w:t>
+      </w:r>
       <w:r>
         <w:rPr>
           <w:rFonts w:ascii="Cascadia Mono" w:hAnsi="Cascadia Mono" w:cs="Cascadia Mono"/>
@@ -14133,9 +14468,8 @@
           <w:szCs w:val="19"/>
           <w:highlight w:val="white"/>
         </w:rPr>
-        <w:t>help</w:t>
-      </w:r>
-      <w:proofErr w:type="spellEnd"/>
+        <w:t>команды</w:t>
+      </w:r>
       <w:r>
         <w:rPr>
           <w:rFonts w:ascii="Cascadia Mono" w:hAnsi="Cascadia Mono" w:cs="Cascadia Mono"/>
@@ -14143,15 +14477,59 @@
           <w:sz w:val="19"/>
           <w:szCs w:val="19"/>
           <w:highlight w:val="white"/>
-        </w:rPr>
-        <w:t>, /валюта [страна]"</w:t>
-      </w:r>
-      <w:r>
-        <w:rPr>
-          <w:rFonts w:ascii="Cascadia Mono" w:hAnsi="Cascadia Mono" w:cs="Cascadia Mono"/>
-          <w:sz w:val="19"/>
-          <w:szCs w:val="19"/>
-          <w:highlight w:val="white"/>
+          <w:lang w:val="en-US"/>
+        </w:rPr>
+        <w:t>: /start, /help, /</w:t>
+      </w:r>
+      <w:r>
+        <w:rPr>
+          <w:rFonts w:ascii="Cascadia Mono" w:hAnsi="Cascadia Mono" w:cs="Cascadia Mono"/>
+          <w:color w:val="A31515"/>
+          <w:sz w:val="19"/>
+          <w:szCs w:val="19"/>
+          <w:highlight w:val="white"/>
+        </w:rPr>
+        <w:t>валюта</w:t>
+      </w:r>
+      <w:r>
+        <w:rPr>
+          <w:rFonts w:ascii="Cascadia Mono" w:hAnsi="Cascadia Mono" w:cs="Cascadia Mono"/>
+          <w:color w:val="A31515"/>
+          <w:sz w:val="19"/>
+          <w:szCs w:val="19"/>
+          <w:highlight w:val="white"/>
+          <w:lang w:val="en-US"/>
+        </w:rPr>
+        <w:t xml:space="preserve"> [</w:t>
+      </w:r>
+      <w:r>
+        <w:rPr>
+          <w:rFonts w:ascii="Cascadia Mono" w:hAnsi="Cascadia Mono" w:cs="Cascadia Mono"/>
+          <w:color w:val="A31515"/>
+          <w:sz w:val="19"/>
+          <w:szCs w:val="19"/>
+          <w:highlight w:val="white"/>
+        </w:rPr>
+        <w:t>страна</w:t>
+      </w:r>
+      <w:r>
+        <w:rPr>
+          <w:rFonts w:ascii="Cascadia Mono" w:hAnsi="Cascadia Mono" w:cs="Cascadia Mono"/>
+          <w:color w:val="A31515"/>
+          <w:sz w:val="19"/>
+          <w:szCs w:val="19"/>
+          <w:highlight w:val="white"/>
+          <w:lang w:val="en-US"/>
+        </w:rPr>
+        <w:t>]"</w:t>
+      </w:r>
+      <w:r>
+        <w:rPr>
+          <w:rFonts w:ascii="Cascadia Mono" w:hAnsi="Cascadia Mono" w:cs="Cascadia Mono"/>
+          <w:sz w:val="19"/>
+          <w:szCs w:val="19"/>
+          <w:highlight w:val="white"/>
+          <w:lang w:val="en-US"/>
         </w:rPr>
         <w:t>)</w:t>
       </w:r>
@@ -14169,6 +14547,7 @@
           <w:sz w:val="19"/>
           <w:szCs w:val="19"/>
           <w:highlight w:val="white"/>
+          <w:lang w:val="en-US"/>
         </w:rPr>
       </w:pPr>
     </w:p>
@@ -14185,6 +14564,7 @@
           <w:sz w:val="19"/>
           <w:szCs w:val="19"/>
           <w:highlight w:val="white"/>
+          <w:lang w:val="en-US"/>
         </w:rPr>
       </w:pPr>
     </w:p>
@@ -14209,6 +14589,7 @@
           <w:sz w:val="19"/>
           <w:szCs w:val="19"/>
           <w:highlight w:val="white"/>
+          <w:lang w:val="en-US"/>
         </w:rPr>
         <w:t xml:space="preserve">    </w:t>
       </w:r>
@@ -15352,8 +15733,6 @@
         </w:rPr>
         <w:t>https://t.me/ist_24_2_var19_bot</w:t>
       </w:r>
-      <w:bookmarkStart w:id="2" w:name="_GoBack"/>
-      <w:bookmarkEnd w:id="2"/>
     </w:p>
     <w:p>
       <w:pPr>
@@ -15705,7 +16084,7 @@
         <w:i/>
         <w:noProof/>
       </w:rPr>
-      <w:t>9</w:t>
+      <w:t>5</w:t>
     </w:r>
     <w:r>
       <w:rPr>
@@ -27282,7 +27661,7 @@
 </file>
 
 <file path=customXml/itemProps1.xml><?xml version="1.0" encoding="utf-8"?>
-<ds:datastoreItem xmlns:ds="http://schemas.openxmlformats.org/officeDocument/2006/customXml" ds:itemID="{421B5E7A-4990-4244-9E1B-E30AEE52586A}">
+<ds:datastoreItem xmlns:ds="http://schemas.openxmlformats.org/officeDocument/2006/customXml" ds:itemID="{F4898F53-C7A2-4E0E-8FEE-3A0DFA559A1B}">
   <ds:schemaRefs>
     <ds:schemaRef ds:uri="http://schemas.openxmlformats.org/officeDocument/2006/bibliography"/>
   </ds:schemaRefs>
